--- a/Project-Structure-ExpressJS-Notes.docx
+++ b/Project-Structure-ExpressJS-Notes.docx
@@ -6609,90 +6609,6 @@
         <w:t>() adds the Access-Control-Allow-Origin header to every response, telling the browser the cross-origin call is permitted.</w:t>
       </w:r>
     </w:p>
-    <w:p>
-      <w:pPr>
-        <w:spacing w:after="120"/>
-      </w:pPr>
-    </w:p>
-    <w:tbl>
-      <w:tblPr>
-        <w:tblW w:w="9360" w:type="dxa"/>
-        <w:tblBorders>
-          <w:top w:val="single" w:sz="4" w:space="0" w:color="auto"/>
-          <w:left w:val="single" w:sz="4" w:space="0" w:color="auto"/>
-          <w:bottom w:val="single" w:sz="4" w:space="0" w:color="auto"/>
-          <w:right w:val="single" w:sz="4" w:space="0" w:color="auto"/>
-          <w:insideH w:val="single" w:sz="4" w:space="0" w:color="auto"/>
-          <w:insideV w:val="single" w:sz="4" w:space="0" w:color="auto"/>
-        </w:tblBorders>
-        <w:tblCellMar>
-          <w:left w:w="10" w:type="dxa"/>
-          <w:right w:w="10" w:type="dxa"/>
-        </w:tblCellMar>
-        <w:tblLook w:val="0000" w:firstRow="0" w:lastRow="0" w:firstColumn="0" w:lastColumn="0" w:noHBand="0" w:noVBand="0"/>
-      </w:tblPr>
-      <w:tblGrid>
-        <w:gridCol w:w="9360"/>
-      </w:tblGrid>
-      <w:tr>
-        <w:tc>
-          <w:tcPr>
-            <w:tcW w:w="0" w:type="auto"/>
-            <w:tcBorders>
-              <w:top w:val="none" w:sz="0" w:space="0" w:color="FFFFFF"/>
-              <w:left w:val="none" w:sz="0" w:space="0" w:color="FFFFFF"/>
-              <w:bottom w:val="none" w:sz="0" w:space="0" w:color="FFFFFF"/>
-              <w:right w:val="none" w:sz="0" w:space="0" w:color="FFFFFF"/>
-            </w:tcBorders>
-            <w:shd w:val="clear" w:color="auto" w:fill="FFF2CC"/>
-            <w:tcMar>
-              <w:top w:w="80" w:type="dxa"/>
-              <w:left w:w="120" w:type="dxa"/>
-              <w:bottom w:w="80" w:type="dxa"/>
-              <w:right w:w="120" w:type="dxa"/>
-            </w:tcMar>
-          </w:tcPr>
-          <w:p>
-            <w:r>
-              <w:rPr>
-                <w:b/>
-                <w:bCs/>
-                <w:color w:val="7F6000"/>
-                <w:sz w:val="20"/>
-                <w:szCs w:val="20"/>
-              </w:rPr>
-              <w:t xml:space="preserve">⚠  Note:  </w:t>
-            </w:r>
-            <w:r>
-              <w:rPr>
-                <w:color w:val="000000"/>
-                <w:sz w:val="20"/>
-                <w:szCs w:val="20"/>
-              </w:rPr>
-              <w:t xml:space="preserve">Bug in current code: </w:t>
-            </w:r>
-            <w:proofErr w:type="spellStart"/>
-            <w:r>
-              <w:rPr>
-                <w:color w:val="000000"/>
-                <w:sz w:val="20"/>
-                <w:szCs w:val="20"/>
-              </w:rPr>
-              <w:t>AppError</w:t>
-            </w:r>
-            <w:proofErr w:type="spellEnd"/>
-            <w:r>
-              <w:rPr>
-                <w:color w:val="000000"/>
-                <w:sz w:val="20"/>
-                <w:szCs w:val="20"/>
-              </w:rPr>
-              <w:t xml:space="preserve"> is used in the 404 handler but was not imported. Always import before using.</w:t>
-            </w:r>
-          </w:p>
-        </w:tc>
-      </w:tr>
-    </w:tbl>
     <w:p>
       <w:pPr>
         <w:spacing w:after="120"/>
@@ -9396,67 +9312,6 @@
         <w:spacing w:after="120"/>
       </w:pPr>
     </w:p>
-    <w:tbl>
-      <w:tblPr>
-        <w:tblW w:w="9360" w:type="dxa"/>
-        <w:tblBorders>
-          <w:top w:val="single" w:sz="4" w:space="0" w:color="auto"/>
-          <w:left w:val="single" w:sz="4" w:space="0" w:color="auto"/>
-          <w:bottom w:val="single" w:sz="4" w:space="0" w:color="auto"/>
-          <w:right w:val="single" w:sz="4" w:space="0" w:color="auto"/>
-          <w:insideH w:val="single" w:sz="4" w:space="0" w:color="auto"/>
-          <w:insideV w:val="single" w:sz="4" w:space="0" w:color="auto"/>
-        </w:tblBorders>
-        <w:tblCellMar>
-          <w:left w:w="10" w:type="dxa"/>
-          <w:right w:w="10" w:type="dxa"/>
-        </w:tblCellMar>
-        <w:tblLook w:val="0000" w:firstRow="0" w:lastRow="0" w:firstColumn="0" w:lastColumn="0" w:noHBand="0" w:noVBand="0"/>
-      </w:tblPr>
-      <w:tblGrid>
-        <w:gridCol w:w="9360"/>
-      </w:tblGrid>
-      <w:tr>
-        <w:tc>
-          <w:tcPr>
-            <w:tcW w:w="0" w:type="auto"/>
-            <w:tcBorders>
-              <w:top w:val="none" w:sz="0" w:space="0" w:color="FFFFFF"/>
-              <w:left w:val="none" w:sz="0" w:space="0" w:color="FFFFFF"/>
-              <w:bottom w:val="none" w:sz="0" w:space="0" w:color="FFFFFF"/>
-              <w:right w:val="none" w:sz="0" w:space="0" w:color="FFFFFF"/>
-            </w:tcBorders>
-            <w:shd w:val="clear" w:color="auto" w:fill="FFF2CC"/>
-            <w:tcMar>
-              <w:top w:w="80" w:type="dxa"/>
-              <w:left w:w="120" w:type="dxa"/>
-              <w:bottom w:w="80" w:type="dxa"/>
-              <w:right w:w="120" w:type="dxa"/>
-            </w:tcMar>
-          </w:tcPr>
-          <w:p>
-            <w:r>
-              <w:rPr>
-                <w:b/>
-                <w:bCs/>
-                <w:color w:val="7F6000"/>
-                <w:sz w:val="20"/>
-                <w:szCs w:val="20"/>
-              </w:rPr>
-              <w:t xml:space="preserve">⚠  Note:  </w:t>
-            </w:r>
-            <w:r>
-              <w:rPr>
-                <w:color w:val="000000"/>
-                <w:sz w:val="20"/>
-                <w:szCs w:val="20"/>
-              </w:rPr>
-              <w:t>Bug found: user.repository.js imports from "../../constants/dbCOllections.js" (capital O). File is named dbCollections.js (lowercase o). This causes a crash on case-sensitive filesystems (Linux, production). Fix: use exact case.</w:t>
-            </w:r>
-          </w:p>
-        </w:tc>
-      </w:tr>
-    </w:tbl>
     <w:p>
       <w:pPr>
         <w:spacing w:after="120"/>
